--- a/testakten/arbeitszeugnis-analyse-bluehendes-leben/10-entwurf-stellungnahme.docx
+++ b/testakten/arbeitszeugnis-analyse-bluehendes-leben/10-entwurf-stellungnahme.docx
@@ -2,119 +2,400 @@
 <file path=word/document.xml><?xml version="1.0" encoding="utf-8"?>
 <w:document xmlns:wpc="http://schemas.microsoft.com/office/word/2010/wordprocessingCanvas" xmlns:mo="http://schemas.microsoft.com/office/mac/office/2008/main" xmlns:mc="http://schemas.openxmlformats.org/markup-compatibility/2006" xmlns:mv="urn:schemas-microsoft-com:mac:vml" xmlns:o="urn:schemas-microsoft-com:office:office" xmlns:r="http://schemas.openxmlformats.org/officeDocument/2006/relationships" xmlns:m="http://schemas.openxmlformats.org/officeDocument/2006/math" xmlns:v="urn:schemas-microsoft-com:vml" xmlns:wp14="http://schemas.microsoft.com/office/word/2010/wordprocessingDrawing" xmlns:wp="http://schemas.openxmlformats.org/drawingml/2006/wordprocessingDrawing" xmlns:w10="urn:schemas-microsoft-com:office:word" xmlns:w="http://schemas.openxmlformats.org/wordprocessingml/2006/main" xmlns:w14="http://schemas.microsoft.com/office/word/2010/wordml" xmlns:wpg="http://schemas.microsoft.com/office/word/2010/wordprocessingGroup" xmlns:wpi="http://schemas.microsoft.com/office/word/2010/wordprocessingInk" xmlns:wne="http://schemas.microsoft.com/office/word/2006/wordml" xmlns:wps="http://schemas.microsoft.com/office/word/2010/wordprocessingShape" mc:Ignorable="w14 wp14">
   <w:body>
+    <w:tbl>
+      <w:tblPr>
+        <w:tblW w:type="auto" w:w="0"/>
+        <w:jc w:val="center"/>
+        <w:tblLayout w:type="fixed"/>
+        <w:tblLook w:firstColumn="1" w:firstRow="1" w:lastColumn="0" w:lastRow="0" w:noHBand="0" w:noVBand="1" w:val="04A0"/>
+      </w:tblPr>
+      <w:tblGrid>
+        <w:gridCol w:w="5556"/>
+        <w:gridCol w:w="3515"/>
+      </w:tblGrid>
+      <w:tr>
+        <w:tc>
+          <w:tcPr>
+            <w:tcW w:type="dxa" w:w="5556"/>
+            <w:vAlign w:val="center"/>
+            <w:tcMar>
+              <w:top w:w="70" w:type="dxa"/>
+              <w:left w:w="70" w:type="dxa"/>
+              <w:bottom w:w="70" w:type="dxa"/>
+              <w:right w:w="70" w:type="dxa"/>
+            </w:tcMar>
+          </w:tcPr>
+          <w:p>
+            <w:pPr>
+              <w:spacing w:after="0"/>
+            </w:pPr>
+            <w:r>
+              <w:rPr>
+                <w:rFonts w:ascii="Arial" w:hAnsi="Arial"/>
+                <w:b/>
+                <w:color w:val="24364B"/>
+                <w:sz w:val="30"/>
+              </w:rPr>
+              <w:t>ALBERS &amp; FENNEKER RECHTSANWÄLTE</w:t>
+            </w:r>
+          </w:p>
+        </w:tc>
+        <w:tc>
+          <w:tcPr>
+            <w:tcW w:type="dxa" w:w="3515"/>
+            <w:vAlign w:val="center"/>
+            <w:tcMar>
+              <w:top w:w="70" w:type="dxa"/>
+              <w:left w:w="70" w:type="dxa"/>
+              <w:bottom w:w="70" w:type="dxa"/>
+              <w:right w:w="70" w:type="dxa"/>
+            </w:tcMar>
+          </w:tcPr>
+          <w:p>
+            <w:pPr>
+              <w:spacing w:after="0"/>
+              <w:jc w:val="right"/>
+            </w:pPr>
+            <w:r>
+              <w:rPr>
+                <w:rFonts w:ascii="Arial" w:hAnsi="Arial"/>
+                <w:sz w:val="16"/>
+              </w:rPr>
+              <w:t>Prinzipalmarkt 14 · 48143 Münster</w:t>
+              <w:br/>
+              <w:t>Telefon 0251 480 91-0</w:t>
+              <w:br/>
+              <w:t>kanzlei@albers-fenneker.example.invalid</w:t>
+            </w:r>
+          </w:p>
+        </w:tc>
+      </w:tr>
+    </w:tbl>
     <w:p>
       <w:pPr>
-        <w:pStyle w:val="Heading1"/>
+        <w:spacing w:after="40"/>
+      </w:pPr>
+    </w:p>
+    <w:tbl>
+      <w:tblPr>
+        <w:tblW w:type="auto" w:w="0"/>
+        <w:jc w:val="left"/>
+        <w:tblLayout w:type="fixed"/>
+        <w:tblLook w:firstColumn="1" w:firstRow="1" w:lastColumn="0" w:lastRow="0" w:noHBand="0" w:noVBand="1" w:val="04A0"/>
+      </w:tblPr>
+      <w:tblGrid>
+        <w:gridCol w:w="2041"/>
+        <w:gridCol w:w="6973"/>
+      </w:tblGrid>
+      <w:tr>
+        <w:tc>
+          <w:tcPr>
+            <w:tcW w:type="dxa" w:w="2041"/>
+            <w:shd w:fill="E9EEF2"/>
+            <w:tcMar>
+              <w:top w:w="90" w:type="dxa"/>
+              <w:left w:w="90" w:type="dxa"/>
+              <w:bottom w:w="90" w:type="dxa"/>
+              <w:right w:w="90" w:type="dxa"/>
+            </w:tcMar>
+            <w:vAlign w:val="center"/>
+          </w:tcPr>
+          <w:p>
+            <w:r>
+              <w:rPr>
+                <w:rFonts w:ascii="Arial" w:hAnsi="Arial"/>
+                <w:b/>
+                <w:sz w:val="18"/>
+              </w:rPr>
+              <w:t>Mandantin</w:t>
+            </w:r>
+          </w:p>
+        </w:tc>
+        <w:tc>
+          <w:tcPr>
+            <w:tcW w:type="dxa" w:w="6973"/>
+            <w:tcMar>
+              <w:top w:w="90" w:type="dxa"/>
+              <w:left w:w="90" w:type="dxa"/>
+              <w:bottom w:w="90" w:type="dxa"/>
+              <w:right w:w="90" w:type="dxa"/>
+            </w:tcMar>
+            <w:vAlign w:val="center"/>
+          </w:tcPr>
+          <w:p>
+            <w:r>
+              <w:rPr>
+                <w:rFonts w:ascii="Arial" w:hAnsi="Arial"/>
+                <w:sz w:val="18"/>
+              </w:rPr>
+              <w:t>Wiebke Hagedorn, Rosenweg 18, 48157 Münster</w:t>
+            </w:r>
+          </w:p>
+        </w:tc>
+      </w:tr>
+      <w:tr>
+        <w:tc>
+          <w:tcPr>
+            <w:tcW w:type="dxa" w:w="2041"/>
+            <w:shd w:fill="E9EEF2"/>
+            <w:tcMar>
+              <w:top w:w="90" w:type="dxa"/>
+              <w:left w:w="90" w:type="dxa"/>
+              <w:bottom w:w="90" w:type="dxa"/>
+              <w:right w:w="90" w:type="dxa"/>
+            </w:tcMar>
+            <w:vAlign w:val="center"/>
+          </w:tcPr>
+          <w:p>
+            <w:r>
+              <w:rPr>
+                <w:rFonts w:ascii="Arial" w:hAnsi="Arial"/>
+                <w:b/>
+                <w:sz w:val="18"/>
+              </w:rPr>
+              <w:t>Gegenseite</w:t>
+            </w:r>
+          </w:p>
+        </w:tc>
+        <w:tc>
+          <w:tcPr>
+            <w:tcW w:type="dxa" w:w="6973"/>
+            <w:tcMar>
+              <w:top w:w="90" w:type="dxa"/>
+              <w:left w:w="90" w:type="dxa"/>
+              <w:bottom w:w="90" w:type="dxa"/>
+              <w:right w:w="90" w:type="dxa"/>
+            </w:tcMar>
+            <w:vAlign w:val="center"/>
+          </w:tcPr>
+          <w:p>
+            <w:r>
+              <w:rPr>
+                <w:rFonts w:ascii="Arial" w:hAnsi="Arial"/>
+                <w:sz w:val="18"/>
+              </w:rPr>
+              <w:t>Gartenbau Blühendes Leben GmbH, Wolbecker Straße 418, 48157 Münster</w:t>
+            </w:r>
+          </w:p>
+        </w:tc>
+      </w:tr>
+      <w:tr>
+        <w:tc>
+          <w:tcPr>
+            <w:tcW w:type="dxa" w:w="2041"/>
+            <w:shd w:fill="E9EEF2"/>
+            <w:tcMar>
+              <w:top w:w="90" w:type="dxa"/>
+              <w:left w:w="90" w:type="dxa"/>
+              <w:bottom w:w="90" w:type="dxa"/>
+              <w:right w:w="90" w:type="dxa"/>
+            </w:tcMar>
+            <w:vAlign w:val="center"/>
+          </w:tcPr>
+          <w:p>
+            <w:r>
+              <w:rPr>
+                <w:rFonts w:ascii="Arial" w:hAnsi="Arial"/>
+                <w:b/>
+                <w:sz w:val="18"/>
+              </w:rPr>
+              <w:t>Unser Zeichen</w:t>
+            </w:r>
+          </w:p>
+        </w:tc>
+        <w:tc>
+          <w:tcPr>
+            <w:tcW w:type="dxa" w:w="6973"/>
+            <w:tcMar>
+              <w:top w:w="90" w:type="dxa"/>
+              <w:left w:w="90" w:type="dxa"/>
+              <w:bottom w:w="90" w:type="dxa"/>
+              <w:right w:w="90" w:type="dxa"/>
+            </w:tcMar>
+            <w:vAlign w:val="center"/>
+          </w:tcPr>
+          <w:p>
+            <w:r>
+              <w:rPr>
+                <w:rFonts w:ascii="Arial" w:hAnsi="Arial"/>
+                <w:sz w:val="18"/>
+              </w:rPr>
+              <w:t>26-0618-A / gh</w:t>
+            </w:r>
+          </w:p>
+        </w:tc>
+      </w:tr>
+      <w:tr>
+        <w:tc>
+          <w:tcPr>
+            <w:tcW w:type="dxa" w:w="2041"/>
+            <w:shd w:fill="E9EEF2"/>
+            <w:tcMar>
+              <w:top w:w="90" w:type="dxa"/>
+              <w:left w:w="90" w:type="dxa"/>
+              <w:bottom w:w="90" w:type="dxa"/>
+              <w:right w:w="90" w:type="dxa"/>
+            </w:tcMar>
+            <w:vAlign w:val="center"/>
+          </w:tcPr>
+          <w:p>
+            <w:r>
+              <w:rPr>
+                <w:rFonts w:ascii="Arial" w:hAnsi="Arial"/>
+                <w:b/>
+                <w:sz w:val="18"/>
+              </w:rPr>
+              <w:t>An</w:t>
+            </w:r>
+          </w:p>
+        </w:tc>
+        <w:tc>
+          <w:tcPr>
+            <w:tcW w:type="dxa" w:w="6973"/>
+            <w:tcMar>
+              <w:top w:w="90" w:type="dxa"/>
+              <w:left w:w="90" w:type="dxa"/>
+              <w:bottom w:w="90" w:type="dxa"/>
+              <w:right w:w="90" w:type="dxa"/>
+            </w:tcMar>
+            <w:vAlign w:val="center"/>
+          </w:tcPr>
+          <w:p>
+            <w:r>
+              <w:rPr>
+                <w:rFonts w:ascii="Arial" w:hAnsi="Arial"/>
+                <w:sz w:val="18"/>
+              </w:rPr>
+              <w:t>Gartenbau Blühendes Leben GmbH</w:t>
+            </w:r>
+          </w:p>
+        </w:tc>
+      </w:tr>
+      <w:tr>
+        <w:tc>
+          <w:tcPr>
+            <w:tcW w:type="dxa" w:w="2041"/>
+            <w:shd w:fill="E9EEF2"/>
+            <w:tcMar>
+              <w:top w:w="90" w:type="dxa"/>
+              <w:left w:w="90" w:type="dxa"/>
+              <w:bottom w:w="90" w:type="dxa"/>
+              <w:right w:w="90" w:type="dxa"/>
+            </w:tcMar>
+            <w:vAlign w:val="center"/>
+          </w:tcPr>
+          <w:p>
+            <w:r>
+              <w:rPr>
+                <w:rFonts w:ascii="Arial" w:hAnsi="Arial"/>
+                <w:b/>
+                <w:sz w:val="18"/>
+              </w:rPr>
+              <w:t>Datum</w:t>
+            </w:r>
+          </w:p>
+        </w:tc>
+        <w:tc>
+          <w:tcPr>
+            <w:tcW w:type="dxa" w:w="6973"/>
+            <w:tcMar>
+              <w:top w:w="90" w:type="dxa"/>
+              <w:left w:w="90" w:type="dxa"/>
+              <w:bottom w:w="90" w:type="dxa"/>
+              <w:right w:w="90" w:type="dxa"/>
+            </w:tcMar>
+            <w:vAlign w:val="center"/>
+          </w:tcPr>
+          <w:p>
+            <w:r>
+              <w:rPr>
+                <w:rFonts w:ascii="Arial" w:hAnsi="Arial"/>
+                <w:sz w:val="18"/>
+              </w:rPr>
+              <w:t>11. Juni 2026</w:t>
+            </w:r>
+          </w:p>
+        </w:tc>
+      </w:tr>
+    </w:tbl>
+    <w:p>
+      <w:pPr>
+        <w:spacing w:after="20"/>
+      </w:pPr>
+    </w:p>
+    <w:p>
+      <w:pPr>
+        <w:pStyle w:val="Title"/>
       </w:pPr>
       <w:r>
-        <w:rPr>
-          <w:rFonts w:ascii="Times New Roman" w:hAnsi="Times New Roman"/>
-        </w:rPr>
-        <w:t>Entwurf der Antwort / Stellungnahme</w:t>
+        <w:t>Entwurf Berichtigungsverlangen</w:t>
       </w:r>
     </w:p>
     <w:p>
-      <w:pPr>
-        <w:jc w:val="left"/>
-      </w:pPr>
       <w:r>
-        <w:rPr>
-          <w:b/>
-        </w:rPr>
-        <w:t>Betreff:</w:t>
-      </w:r>
-      <w:r>
-        <w:t xml:space="preserve"> Akte Blühendes Leben: Arbeitszeugnis, Codierung und Trennung - vorläufige Stellungnahme und Unterlagenabgleich</w:t>
+        <w:t>Sehr geehrter Herr Voß,</w:t>
       </w:r>
     </w:p>
     <w:p>
-      <w:pPr>
-        <w:jc w:val="left"/>
-      </w:pPr>
       <w:r>
-        <w:t>Sehr geehrte Damen und Herren,</w:t>
+        <w:t>wir danken für Ihr Schreiben vom 10. Juni 2026 und die beigefügten Unterlagen. Frau Hagedorn bittet um eine Neufassung des Zwischenzeugnisses, die ihre über mehrere Jahre tatsächlich ausgeübte Funktion abbildet. Maßgeblich sind nicht nur die Aufgaben am ersten Tag nach der Elternzeit, sondern die bisherige Dauerfunktion seit März 2020.</w:t>
       </w:r>
     </w:p>
     <w:p>
-      <w:pPr>
-        <w:jc w:val="left"/>
-      </w:pPr>
       <w:r>
-        <w:t>wir bestätigen den Eingang Ihres Schreibens. Die darin angesprochenen Punkte werden derzeit anhand der Originalunterlagen geprüft. Eine abschließende rechtliche Bewertung geben wir mit diesem Schreiben noch nicht ab.</w:t>
+        <w:t>In die Tätigkeitsbeschreibung sollen die stellvertretende Filialleitung, die Erstellung der Schichtplanung bei Abwesenheit des Filialleiters, die Anleitung der Auszubildenden, die Freigabe von Reklamationen bis 250 Euro und die Verantwortung für saisonale Warenpräsentationen aufgenommen werden. Diese Aufgaben ergeben sich aus der Änderungsvereinbarung, den Jahresgesprächsbögen und den von Ihrer Mandantin vorgelegten Unterlagen.</w:t>
       </w:r>
     </w:p>
     <w:p>
-      <w:pPr>
-        <w:jc w:val="left"/>
-      </w:pPr>
       <w:r>
-        <w:t>Nach derzeitigem Stand können wir Folgendes mitteilen:</w:t>
+        <w:t>Für die Leistungs- und Verhaltensbewertung bitten wir um Abgleich mit den dokumentierten Jahresgesprächen. Die derzeitige Fassung lässt Kundenkontakt und Anleitungstätigkeit vollständig aus. Außerdem sollte die Unterzeichnung Funktion und Vertretungsmacht des Unterzeichners erkennen lassen.</w:t>
       </w:r>
     </w:p>
     <w:p>
-      <w:pPr>
-        <w:pStyle w:val="ListNumber"/>
-      </w:pPr>
       <w:r>
-        <w:t>Der Vorgang wurde intern nicht als einheitlicher Einzelfall behandelt, sondern in mehreren Arbeitssträngen. Diese Arbeitsweise erklärt einzelne Verzögerungen, ersetzt aber selbstverständlich nicht die rechtliche Prüfung.</w:t>
+        <w:t>Wir schlagen eine gemeinsame Abstimmung anhand einer Synopse vor und übersenden diese nach Freigabe durch Frau Hagedorn. Die Mandantin möchte eine sachliche, ihrer tatsächlichen Tätigkeit entsprechende Fassung und keine Aussage, die über die belegten Bewertungen hinausgeht. Bitte bestätigen Sie bis zum 17. Juni, wer auf Arbeitgeberseite die redaktionelle Abstimmung übernimmt.</w:t>
       </w:r>
     </w:p>
     <w:p>
-      <w:pPr>
-        <w:pStyle w:val="ListNumber"/>
-      </w:pPr>
-      <w:r>
-        <w:t>Die vorhandenen Unterlagen werden derzeit danach sortiert, ob sie den tatsächlichen Ablauf unmittelbar belegen oder lediglich spätere Einschätzungen enthalten.</w:t>
-      </w:r>
-    </w:p>
-    <w:p>
-      <w:pPr>
-        <w:pStyle w:val="ListNumber"/>
-      </w:pPr>
-      <w:r>
-        <w:t>Soweit Sie auf GewO § 109; BGB Nebenpflichten; arbeitsgerichtliches Verfahren; Zeugniswahrheit und Zeugniswohlwollen abstellen, werden wir die hierzu relevanten Tatsachen gesondert darstellen.</w:t>
-      </w:r>
-    </w:p>
-    <w:p>
-      <w:pPr>
-        <w:pStyle w:val="ListNumber"/>
-      </w:pPr>
-      <w:r>
-        <w:t>Wir bitten um Bestätigung, ob Ihre Fristberechnung auf dem Zugang Ihres Schreibens oder auf einem anderen Ereignis beruht.</w:t>
-      </w:r>
-    </w:p>
-    <w:p>
-      <w:pPr>
-        <w:jc w:val="left"/>
-      </w:pPr>
-      <w:r>
-        <w:t>Wir werden bis zum unten notierten Termin eine ergänzte Stellungnahme einreichen. Bis dahin bitten wir, aus dem Umstand der internen Sachverhaltsaufklärung keine nachteiligen Schlüsse zu ziehen.</w:t>
-      </w:r>
-    </w:p>
-    <w:p>
-      <w:pPr>
-        <w:jc w:val="left"/>
-      </w:pPr>
       <w:r>
         <w:t>Mit freundlichen Grüßen</w:t>
       </w:r>
     </w:p>
     <w:p>
-      <w:pPr>
-        <w:jc w:val="left"/>
-      </w:pPr>
       <w:r>
-        <w:t>Entwurf - nicht versandt</w:t>
+        <w:t>Meike Albers</w:t>
+        <w:br/>
+        <w:t>Rechtsanwältin</w:t>
       </w:r>
     </w:p>
     <w:sectPr>
+      <w:footerReference w:type="default" r:id="rId9"/>
       <w:pgSz w:w="11906" w:h="16838"/>
-      <w:pgMar w:top="1417" w:right="1417" w:bottom="1417" w:left="1417" w:header="720" w:footer="720" w:gutter="0"/>
+      <w:pgMar w:top="964" w:right="1191" w:bottom="964" w:left="1191" w:header="720" w:footer="720" w:gutter="0"/>
       <w:cols w:space="720"/>
       <w:docGrid w:linePitch="360"/>
     </w:sectPr>
   </w:body>
 </w:document>
+</file>
+
+<file path=word/footer1.xml><?xml version="1.0" encoding="utf-8"?>
+<w:ftr xmlns:m="http://schemas.openxmlformats.org/officeDocument/2006/math" xmlns:mc="http://schemas.openxmlformats.org/markup-compatibility/2006" xmlns:mo="http://schemas.microsoft.com/office/mac/office/2008/main" xmlns:mv="urn:schemas-microsoft-com:mac:vml" xmlns:o="urn:schemas-microsoft-com:office:office" xmlns:r="http://schemas.openxmlformats.org/officeDocument/2006/relationships" xmlns:v="urn:schemas-microsoft-com:vml" xmlns:w10="urn:schemas-microsoft-com:office:word" xmlns:w14="http://schemas.microsoft.com/office/word/2010/wordml" xmlns:w="http://schemas.openxmlformats.org/wordprocessingml/2006/main" xmlns:wne="http://schemas.microsoft.com/office/word/2006/wordml" xmlns:wp14="http://schemas.microsoft.com/office/word/2010/wordprocessingDrawing" xmlns:wp="http://schemas.openxmlformats.org/drawingml/2006/wordprocessingDrawing" xmlns:wpc="http://schemas.microsoft.com/office/word/2010/wordprocessingCanvas" xmlns:wpg="http://schemas.microsoft.com/office/word/2010/wordprocessingGroup" xmlns:wpi="http://schemas.microsoft.com/office/word/2010/wordprocessingInk" xmlns:wps="http://schemas.microsoft.com/office/word/2010/wordprocessingShape" mc:Ignorable="w14 wp14">
+  <w:p>
+    <w:pPr>
+      <w:pStyle w:val="Footer"/>
+      <w:jc w:val="center"/>
+    </w:pPr>
+    <w:r>
+      <w:rPr>
+        <w:rFonts w:ascii="Arial" w:hAnsi="Arial"/>
+        <w:color w:val="646464"/>
+        <w:sz w:val="16"/>
+      </w:rPr>
+      <w:t>ALBERS &amp; FENNEKER RECHTSANWÄLTE · 26-0618-A</w:t>
+    </w:r>
+  </w:p>
+</w:ftr>
 </file>
 
 <file path=word/numbering.xml><?xml version="1.0" encoding="utf-8"?>
@@ -480,9 +761,12 @@
     <w:name w:val="Normal"/>
     <w:qFormat/>
     <w:rsid w:val="00FC693F"/>
+    <w:pPr>
+      <w:spacing w:after="120" w:line="259" w:lineRule="auto"/>
+    </w:pPr>
     <w:rPr>
-      <w:rFonts w:ascii="Times New Roman" w:hAnsi="Times New Roman"/>
-      <w:sz w:val="22"/>
+      <w:rFonts w:ascii="Arial" w:hAnsi="Arial"/>
+      <w:sz w:val="21"/>
     </w:rPr>
   </w:style>
   <w:style w:type="paragraph" w:styleId="Header">
@@ -544,10 +828,11 @@
       <w:outlineLvl w:val="0"/>
     </w:pPr>
     <w:rPr>
-      <w:rFonts w:asciiTheme="majorHAnsi" w:eastAsiaTheme="majorEastAsia" w:hAnsiTheme="majorHAnsi" w:cstheme="majorBidi" w:ascii="Times New Roman" w:hAnsi="Times New Roman"/>
+      <w:rFonts w:asciiTheme="majorHAnsi" w:eastAsiaTheme="majorEastAsia" w:hAnsiTheme="majorHAnsi" w:cstheme="majorBidi" w:ascii="Arial" w:hAnsi="Arial"/>
       <w:b/>
       <w:bCs/>
-      <w:sz w:val="28"/>
+      <w:color w:val="24364B"/>
+      <w:sz w:val="26"/>
       <w:szCs w:val="28"/>
     </w:rPr>
   </w:style>
@@ -567,10 +852,11 @@
       <w:outlineLvl w:val="1"/>
     </w:pPr>
     <w:rPr>
-      <w:rFonts w:asciiTheme="majorHAnsi" w:eastAsiaTheme="majorEastAsia" w:hAnsiTheme="majorHAnsi" w:cstheme="majorBidi" w:ascii="Times New Roman" w:hAnsi="Times New Roman"/>
+      <w:rFonts w:asciiTheme="majorHAnsi" w:eastAsiaTheme="majorEastAsia" w:hAnsiTheme="majorHAnsi" w:cstheme="majorBidi" w:ascii="Arial" w:hAnsi="Arial"/>
       <w:b/>
       <w:bCs/>
-      <w:sz w:val="24"/>
+      <w:color w:val="385A64"/>
+      <w:sz w:val="22"/>
       <w:szCs w:val="26"/>
     </w:rPr>
   </w:style>
@@ -590,10 +876,10 @@
       <w:outlineLvl w:val="2"/>
     </w:pPr>
     <w:rPr>
-      <w:rFonts w:asciiTheme="majorHAnsi" w:eastAsiaTheme="majorEastAsia" w:hAnsiTheme="majorHAnsi" w:cstheme="majorBidi" w:ascii="Times New Roman" w:hAnsi="Times New Roman"/>
+      <w:rFonts w:asciiTheme="majorHAnsi" w:eastAsiaTheme="majorEastAsia" w:hAnsiTheme="majorHAnsi" w:cstheme="majorBidi"/>
       <w:b/>
       <w:bCs/>
-      <w:sz w:val="22"/>
+      <w:color w:val="4F81BD" w:themeColor="accent1"/>
     </w:rPr>
   </w:style>
   <w:style w:type="paragraph" w:styleId="Heading4">
@@ -831,11 +1117,12 @@
       <w:contextualSpacing/>
     </w:pPr>
     <w:rPr>
-      <w:rFonts w:asciiTheme="majorHAnsi" w:eastAsiaTheme="majorEastAsia" w:hAnsiTheme="majorHAnsi" w:cstheme="majorBidi"/>
-      <w:color w:val="17365D" w:themeColor="text2" w:themeShade="BF"/>
+      <w:rFonts w:asciiTheme="majorHAnsi" w:eastAsiaTheme="majorEastAsia" w:hAnsiTheme="majorHAnsi" w:cstheme="majorBidi" w:ascii="Arial" w:hAnsi="Arial"/>
+      <w:b/>
+      <w:color w:val="24364B"/>
       <w:spacing w:val="5"/>
       <w:kern w:val="28"/>
-      <w:sz w:val="52"/>
+      <w:sz w:val="36"/>
       <w:szCs w:val="52"/>
     </w:rPr>
   </w:style>
